--- a/risk-vs-reward/downloads/SampleEpisodeBreakdown.docx
+++ b/risk-vs-reward/downloads/SampleEpisodeBreakdown.docx
@@ -4,7 +4,9 @@
   <w:body>
     <w:p>
       <w:pPr>
-        <w:rPr>
+        <w:jc w:val="center"/>
+        <w:rPr>
+          <w:rFonts w:ascii="Helvetica Neue" w:hAnsi="Helvetica Neue" w:cs="Arial"/>
           <w:b/>
           <w:bCs/>
           <w:sz w:val="28"/>
@@ -13,6 +15,7 @@
       </w:pPr>
       <w:r>
         <w:rPr>
+          <w:rFonts w:ascii="Helvetica Neue" w:hAnsi="Helvetica Neue" w:cs="Arial"/>
           <w:b/>
           <w:bCs/>
           <w:sz w:val="28"/>
@@ -20,44 +23,109 @@
         </w:rPr>
         <w:t>RISK vs. REWARD</w:t>
       </w:r>
-    </w:p>
-    <w:p>
-      <w:pPr>
-        <w:rPr>
-          <w:b/>
-          <w:bCs/>
-        </w:rPr>
-      </w:pPr>
-      <w:r>
-        <w:rPr>
-          <w:b/>
-          <w:bCs/>
+      <w:r>
+        <w:rPr>
+          <w:rFonts w:ascii="Helvetica Neue" w:hAnsi="Helvetica Neue"/>
+          <w:b/>
+          <w:bCs/>
+          <w:sz w:val="28"/>
+          <w:szCs w:val="28"/>
+          <w:shd w:val="clear" w:color="auto" w:fill="F9F9F9"/>
+          <w:lang w:val="de-DE"/>
+        </w:rPr>
+        <w:t xml:space="preserve"> </w:t>
+      </w:r>
+      <w:r>
+        <w:rPr>
+          <w:rFonts w:ascii="Helvetica Neue" w:hAnsi="Helvetica Neue"/>
+          <w:b/>
+          <w:bCs/>
+          <w:sz w:val="28"/>
+          <w:szCs w:val="28"/>
+          <w:shd w:val="clear" w:color="auto" w:fill="F9F9F9"/>
+        </w:rPr>
+        <w:t xml:space="preserve">– </w:t>
+      </w:r>
+      <w:r>
+        <w:rPr>
+          <w:rFonts w:ascii="Helvetica Neue" w:hAnsi="Helvetica Neue" w:cs="Arial"/>
+          <w:b/>
+          <w:bCs/>
+          <w:sz w:val="28"/>
+          <w:szCs w:val="28"/>
         </w:rPr>
         <w:t>Sample Episode Breakdown</w:t>
       </w:r>
     </w:p>
     <w:p>
-      <w:r>
-        <w:rPr>
+      <w:pPr>
+        <w:rPr>
+          <w:rFonts w:ascii="Helvetica Neue" w:eastAsia="Helvetica Neue" w:hAnsi="Helvetica Neue" w:cs="Arial Unicode MS"/>
+          <w:b/>
+          <w:bCs/>
+          <w:i/>
+          <w:iCs/>
+          <w:kern w:val="0"/>
+          <w:bdr w:val="nil"/>
+          <w:shd w:val="clear" w:color="auto" w:fill="F9F9F9"/>
+          <w14:textOutline w14:w="0" w14:cap="flat" w14:cmpd="sng" w14:algn="ctr">
+            <w14:noFill/>
+            <w14:prstDash w14:val="solid"/>
+            <w14:bevel/>
+          </w14:textOutline>
+          <w14:ligatures w14:val="none"/>
+        </w:rPr>
+      </w:pPr>
+      <w:r>
+        <w:rPr>
+          <w:rFonts w:ascii="Helvetica Neue" w:hAnsi="Helvetica Neue" w:cs="Arial"/>
           <w:b/>
           <w:bCs/>
         </w:rPr>
         <w:t>Tagline:</w:t>
       </w:r>
       <w:r>
-        <w:br/>
-        <w:t>"Two contestants. Two strategies. One shot at a million."</w:t>
-      </w:r>
-    </w:p>
-    <w:p>
-      <w:r>
-        <w:rPr>
+        <w:rPr>
+          <w:rFonts w:ascii="Helvetica Neue" w:hAnsi="Helvetica Neue" w:cs="Arial"/>
+        </w:rPr>
+        <w:br/>
+      </w:r>
+      <w:r>
+        <w:rPr>
+          <w:rFonts w:ascii="Helvetica Neue" w:eastAsia="Helvetica Neue" w:hAnsi="Helvetica Neue" w:cs="Arial Unicode MS"/>
+          <w:i/>
+          <w:iCs/>
+          <w:kern w:val="0"/>
+          <w:bdr w:val="nil"/>
+          <w:shd w:val="clear" w:color="auto" w:fill="F9F9F9"/>
+          <w14:textOutline w14:w="0" w14:cap="flat" w14:cmpd="sng" w14:algn="ctr">
+            <w14:noFill/>
+            <w14:prstDash w14:val="solid"/>
+            <w14:bevel/>
+          </w14:textOutline>
+          <w14:ligatures w14:val="none"/>
+        </w:rPr>
+        <w:t>How much would you bet you're right?</w:t>
+      </w:r>
+    </w:p>
+    <w:p>
+      <w:pPr>
+        <w:rPr>
+          <w:rFonts w:ascii="Helvetica Neue" w:hAnsi="Helvetica Neue" w:cs="Arial"/>
+        </w:rPr>
+      </w:pPr>
+      <w:r>
+        <w:rPr>
+          <w:rFonts w:ascii="Helvetica Neue" w:hAnsi="Helvetica Neue" w:cs="Arial"/>
           <w:b/>
           <w:bCs/>
         </w:rPr>
         <w:t>Episode Length:</w:t>
       </w:r>
       <w:r>
+        <w:rPr>
+          <w:rFonts w:ascii="Helvetica Neue" w:hAnsi="Helvetica Neue" w:cs="Arial"/>
+        </w:rPr>
         <w:br/>
         <w:t>1 Hour (Approx. 42 Minutes of Content + Commercials)</w:t>
       </w:r>
@@ -65,12 +133,14 @@
     <w:p>
       <w:pPr>
         <w:rPr>
-          <w:b/>
-          <w:bCs/>
-        </w:rPr>
-      </w:pPr>
-      <w:r>
-        <w:rPr>
+          <w:rFonts w:ascii="Helvetica Neue" w:hAnsi="Helvetica Neue" w:cs="Arial"/>
+          <w:b/>
+          <w:bCs/>
+        </w:rPr>
+      </w:pPr>
+      <w:r>
+        <w:rPr>
+          <w:rFonts w:ascii="Helvetica Neue" w:hAnsi="Helvetica Neue" w:cs="Arial"/>
           <w:b/>
           <w:bCs/>
         </w:rPr>
@@ -80,12 +150,14 @@
     <w:p>
       <w:pPr>
         <w:rPr>
-          <w:b/>
-          <w:bCs/>
-        </w:rPr>
-      </w:pPr>
-      <w:r>
-        <w:rPr>
+          <w:rFonts w:ascii="Helvetica Neue" w:hAnsi="Helvetica Neue" w:cs="Arial"/>
+          <w:b/>
+          <w:bCs/>
+        </w:rPr>
+      </w:pPr>
+      <w:r>
+        <w:rPr>
+          <w:rFonts w:ascii="Helvetica Neue" w:hAnsi="Helvetica Neue" w:cs="Arial"/>
           <w:b/>
           <w:bCs/>
         </w:rPr>
@@ -93,24 +165,42 @@
       </w:r>
     </w:p>
     <w:p>
-      <w:r>
+      <w:pPr>
+        <w:rPr>
+          <w:rFonts w:ascii="Helvetica Neue" w:hAnsi="Helvetica Neue" w:cs="Arial"/>
+        </w:rPr>
+      </w:pPr>
+      <w:r>
+        <w:rPr>
+          <w:rFonts w:ascii="Helvetica Neue" w:hAnsi="Helvetica Neue" w:cs="Arial"/>
+        </w:rPr>
         <w:t>A brief flashback to a dramatic moment from a previous episode:</w:t>
       </w:r>
     </w:p>
     <w:p>
-      <w:r>
+      <w:pPr>
+        <w:rPr>
+          <w:rFonts w:ascii="Helvetica Neue" w:hAnsi="Helvetica Neue" w:cs="Arial"/>
+        </w:rPr>
+      </w:pPr>
+      <w:r>
+        <w:rPr>
+          <w:rFonts w:ascii="Helvetica Neue" w:hAnsi="Helvetica Neue" w:cs="Arial"/>
+        </w:rPr>
         <w:t>"I was sure I was right... and it cost me over $300,000."</w:t>
       </w:r>
     </w:p>
     <w:p>
       <w:pPr>
         <w:rPr>
-          <w:b/>
-          <w:bCs/>
-        </w:rPr>
-      </w:pPr>
-      <w:r>
-        <w:rPr>
+          <w:rFonts w:ascii="Helvetica Neue" w:hAnsi="Helvetica Neue" w:cs="Arial"/>
+          <w:b/>
+          <w:bCs/>
+        </w:rPr>
+      </w:pPr>
+      <w:r>
+        <w:rPr>
+          <w:rFonts w:ascii="Helvetica Neue" w:hAnsi="Helvetica Neue" w:cs="Arial"/>
           <w:b/>
           <w:bCs/>
         </w:rPr>
@@ -118,30 +208,56 @@
       </w:r>
     </w:p>
     <w:p>
-      <w:r>
+      <w:pPr>
+        <w:rPr>
+          <w:rFonts w:ascii="Helvetica Neue" w:hAnsi="Helvetica Neue" w:cs="Arial"/>
+        </w:rPr>
+      </w:pPr>
+      <w:r>
+        <w:rPr>
+          <w:rFonts w:ascii="Helvetica Neue" w:hAnsi="Helvetica Neue" w:cs="Arial"/>
+        </w:rPr>
         <w:t>Rapid cuts of high-stakes gameplay:</w:t>
       </w:r>
     </w:p>
     <w:p>
       <w:pPr>
         <w:ind w:left="720"/>
-      </w:pPr>
-      <w:r>
+        <w:rPr>
+          <w:rFonts w:ascii="Helvetica Neue" w:hAnsi="Helvetica Neue" w:cs="Arial"/>
+        </w:rPr>
+      </w:pPr>
+      <w:r>
+        <w:rPr>
+          <w:rFonts w:ascii="Helvetica Neue" w:hAnsi="Helvetica Neue" w:cs="Arial"/>
+        </w:rPr>
         <w:t>• Hands hovering over the Risk/Reward Slider</w:t>
       </w:r>
       <w:r>
+        <w:rPr>
+          <w:rFonts w:ascii="Helvetica Neue" w:hAnsi="Helvetica Neue" w:cs="Arial"/>
+        </w:rPr>
         <w:br/>
         <w:t>• Last-second confidence decisions</w:t>
       </w:r>
       <w:r>
+        <w:rPr>
+          <w:rFonts w:ascii="Helvetica Neue" w:hAnsi="Helvetica Neue" w:cs="Arial"/>
+        </w:rPr>
         <w:br/>
         <w:t>• Celebratory victories</w:t>
       </w:r>
       <w:r>
+        <w:rPr>
+          <w:rFonts w:ascii="Helvetica Neue" w:hAnsi="Helvetica Neue" w:cs="Arial"/>
+        </w:rPr>
         <w:br/>
         <w:t>• Shocked reactions to costly mistakes</w:t>
       </w:r>
       <w:r>
+        <w:rPr>
+          <w:rFonts w:ascii="Helvetica Neue" w:hAnsi="Helvetica Neue" w:cs="Arial"/>
+        </w:rPr>
         <w:br/>
         <w:t>• The final question for $1,000,000</w:t>
       </w:r>
@@ -149,12 +265,14 @@
     <w:p>
       <w:pPr>
         <w:rPr>
-          <w:b/>
-          <w:bCs/>
-        </w:rPr>
-      </w:pPr>
-      <w:r>
-        <w:rPr>
+          <w:rFonts w:ascii="Helvetica Neue" w:hAnsi="Helvetica Neue" w:cs="Arial"/>
+          <w:b/>
+          <w:bCs/>
+        </w:rPr>
+      </w:pPr>
+      <w:r>
+        <w:rPr>
+          <w:rFonts w:ascii="Helvetica Neue" w:hAnsi="Helvetica Neue" w:cs="Arial"/>
           <w:b/>
           <w:bCs/>
         </w:rPr>
@@ -164,27 +282,48 @@
     <w:p>
       <w:pPr>
         <w:ind w:left="720"/>
-      </w:pPr>
-      <w:r>
+        <w:rPr>
+          <w:rFonts w:ascii="Helvetica Neue" w:hAnsi="Helvetica Neue" w:cs="Arial"/>
+        </w:rPr>
+      </w:pPr>
+      <w:r>
+        <w:rPr>
+          <w:rFonts w:ascii="Helvetica Neue" w:hAnsi="Helvetica Neue" w:cs="Arial"/>
+        </w:rPr>
         <w:t>• Welcomes viewers and builds anticipation.</w:t>
       </w:r>
       <w:r>
+        <w:rPr>
+          <w:rFonts w:ascii="Helvetica Neue" w:hAnsi="Helvetica Neue" w:cs="Arial"/>
+        </w:rPr>
         <w:br/>
         <w:t>• Explains the format with energy and clarity:</w:t>
       </w:r>
       <w:r>
+        <w:rPr>
+          <w:rFonts w:ascii="Helvetica Neue" w:hAnsi="Helvetica Neue" w:cs="Arial"/>
+        </w:rPr>
         <w:br/>
         <w:t>"Twelve questions. One million dollars. But before every answer, contestants must decide how much they trust their choice."</w:t>
       </w:r>
       <w:r>
+        <w:rPr>
+          <w:rFonts w:ascii="Helvetica Neue" w:hAnsi="Helvetica Neue" w:cs="Arial"/>
+        </w:rPr>
         <w:br/>
         <w:t>• Introduces the two contestants with quick personality-driven profiles.</w:t>
       </w:r>
       <w:r>
+        <w:rPr>
+          <w:rFonts w:ascii="Helvetica Neue" w:hAnsi="Helvetica Neue" w:cs="Arial"/>
+        </w:rPr>
         <w:br/>
         <w:t>• Establishes the central question of the episode:</w:t>
       </w:r>
       <w:r>
+        <w:rPr>
+          <w:rFonts w:ascii="Helvetica Neue" w:hAnsi="Helvetica Neue" w:cs="Arial"/>
+        </w:rPr>
         <w:br/>
         <w:t>"Who will manage confidence better under pressure?"</w:t>
       </w:r>
@@ -192,12 +331,14 @@
     <w:p>
       <w:pPr>
         <w:rPr>
-          <w:b/>
-          <w:bCs/>
-        </w:rPr>
-      </w:pPr>
-      <w:r>
-        <w:rPr>
+          <w:rFonts w:ascii="Helvetica Neue" w:hAnsi="Helvetica Neue" w:cs="Arial"/>
+          <w:b/>
+          <w:bCs/>
+        </w:rPr>
+      </w:pPr>
+      <w:r>
+        <w:rPr>
+          <w:rFonts w:ascii="Helvetica Neue" w:hAnsi="Helvetica Neue" w:cs="Arial"/>
           <w:b/>
           <w:bCs/>
         </w:rPr>
@@ -207,12 +348,14 @@
     <w:p>
       <w:pPr>
         <w:rPr>
-          <w:b/>
-          <w:bCs/>
-        </w:rPr>
-      </w:pPr>
-      <w:r>
-        <w:rPr>
+          <w:rFonts w:ascii="Helvetica Neue" w:hAnsi="Helvetica Neue" w:cs="Arial"/>
+          <w:b/>
+          <w:bCs/>
+        </w:rPr>
+      </w:pPr>
+      <w:r>
+        <w:rPr>
+          <w:rFonts w:ascii="Helvetica Neue" w:hAnsi="Helvetica Neue" w:cs="Arial"/>
           <w:b/>
           <w:bCs/>
         </w:rPr>
@@ -222,19 +365,34 @@
     <w:p>
       <w:pPr>
         <w:ind w:left="720"/>
-      </w:pPr>
-      <w:r>
+        <w:rPr>
+          <w:rFonts w:ascii="Helvetica Neue" w:hAnsi="Helvetica Neue" w:cs="Arial"/>
+        </w:rPr>
+      </w:pPr>
+      <w:r>
+        <w:rPr>
+          <w:rFonts w:ascii="Helvetica Neue" w:hAnsi="Helvetica Neue" w:cs="Arial"/>
+        </w:rPr>
         <w:t>• Contestant establishes their strategy.</w:t>
       </w:r>
       <w:r>
+        <w:rPr>
+          <w:rFonts w:ascii="Helvetica Neue" w:hAnsi="Helvetica Neue" w:cs="Arial"/>
+        </w:rPr>
         <w:br/>
         <w:t>• Initial confidence decisions reveal personality and play style.</w:t>
       </w:r>
       <w:r>
+        <w:rPr>
+          <w:rFonts w:ascii="Helvetica Neue" w:hAnsi="Helvetica Neue" w:cs="Arial"/>
+        </w:rPr>
         <w:br/>
         <w:t>• Host explores contestant thinking:</w:t>
       </w:r>
       <w:r>
+        <w:rPr>
+          <w:rFonts w:ascii="Helvetica Neue" w:hAnsi="Helvetica Neue" w:cs="Arial"/>
+        </w:rPr>
         <w:br/>
         <w:t>"Starting cautiously—or saving your biggest moves for later?"</w:t>
       </w:r>
@@ -242,12 +400,32 @@
     <w:p>
       <w:pPr>
         <w:rPr>
-          <w:b/>
-          <w:bCs/>
-        </w:rPr>
-      </w:pPr>
-      <w:r>
-        <w:rPr>
+          <w:rFonts w:ascii="Helvetica Neue" w:hAnsi="Helvetica Neue" w:cs="Arial"/>
+          <w:b/>
+          <w:bCs/>
+        </w:rPr>
+      </w:pPr>
+    </w:p>
+    <w:p>
+      <w:pPr>
+        <w:rPr>
+          <w:rFonts w:ascii="Helvetica Neue" w:hAnsi="Helvetica Neue" w:cs="Arial"/>
+          <w:b/>
+          <w:bCs/>
+        </w:rPr>
+      </w:pPr>
+    </w:p>
+    <w:p>
+      <w:pPr>
+        <w:rPr>
+          <w:rFonts w:ascii="Helvetica Neue" w:hAnsi="Helvetica Neue" w:cs="Arial"/>
+          <w:b/>
+          <w:bCs/>
+        </w:rPr>
+      </w:pPr>
+      <w:r>
+        <w:rPr>
+          <w:rFonts w:ascii="Helvetica Neue" w:hAnsi="Helvetica Neue" w:cs="Arial"/>
           <w:b/>
           <w:bCs/>
         </w:rPr>
@@ -258,19 +436,34 @@
     <w:p>
       <w:pPr>
         <w:ind w:left="720"/>
-      </w:pPr>
-      <w:r>
+        <w:rPr>
+          <w:rFonts w:ascii="Helvetica Neue" w:hAnsi="Helvetica Neue" w:cs="Arial"/>
+        </w:rPr>
+      </w:pPr>
+      <w:r>
+        <w:rPr>
+          <w:rFonts w:ascii="Helvetica Neue" w:hAnsi="Helvetica Neue" w:cs="Arial"/>
+        </w:rPr>
         <w:t>• Confidence decisions begin to have a greater impact on future winning potential.</w:t>
       </w:r>
       <w:r>
+        <w:rPr>
+          <w:rFonts w:ascii="Helvetica Neue" w:hAnsi="Helvetica Neue" w:cs="Arial"/>
+        </w:rPr>
         <w:br/>
         <w:t>• Contestant faces increasingly difficult choices.</w:t>
       </w:r>
       <w:r>
+        <w:rPr>
+          <w:rFonts w:ascii="Helvetica Neue" w:hAnsi="Helvetica Neue" w:cs="Arial"/>
+        </w:rPr>
         <w:br/>
         <w:t>• Possible use of the "Do Over" Lifeline creates added suspense.</w:t>
       </w:r>
       <w:r>
+        <w:rPr>
+          <w:rFonts w:ascii="Helvetica Neue" w:hAnsi="Helvetica Neue" w:cs="Arial"/>
+        </w:rPr>
         <w:br/>
         <w:t>• Strategic patterns begin to emerge.</w:t>
       </w:r>
@@ -278,12 +471,14 @@
     <w:p>
       <w:pPr>
         <w:rPr>
-          <w:b/>
-          <w:bCs/>
-        </w:rPr>
-      </w:pPr>
-      <w:r>
-        <w:rPr>
+          <w:rFonts w:ascii="Helvetica Neue" w:hAnsi="Helvetica Neue" w:cs="Arial"/>
+          <w:b/>
+          <w:bCs/>
+        </w:rPr>
+      </w:pPr>
+      <w:r>
+        <w:rPr>
+          <w:rFonts w:ascii="Helvetica Neue" w:hAnsi="Helvetica Neue" w:cs="Arial"/>
           <w:b/>
           <w:bCs/>
         </w:rPr>
@@ -293,15 +488,27 @@
     <w:p>
       <w:pPr>
         <w:ind w:left="720"/>
-      </w:pPr>
-      <w:r>
+        <w:rPr>
+          <w:rFonts w:ascii="Helvetica Neue" w:hAnsi="Helvetica Neue" w:cs="Arial"/>
+        </w:rPr>
+      </w:pPr>
+      <w:r>
+        <w:rPr>
+          <w:rFonts w:ascii="Helvetica Neue" w:hAnsi="Helvetica Neue" w:cs="Arial"/>
+        </w:rPr>
         <w:t>• Contestant must decide how much they trust a critical answer.</w:t>
       </w:r>
       <w:r>
+        <w:rPr>
+          <w:rFonts w:ascii="Helvetica Neue" w:hAnsi="Helvetica Neue" w:cs="Arial"/>
+        </w:rPr>
         <w:br/>
         <w:t>• A bold move can dramatically improve their position.</w:t>
       </w:r>
       <w:r>
+        <w:rPr>
+          <w:rFonts w:ascii="Helvetica Neue" w:hAnsi="Helvetica Neue" w:cs="Arial"/>
+        </w:rPr>
         <w:br/>
         <w:t>• A mistake can significantly alter their path to the top prize.</w:t>
       </w:r>
@@ -309,12 +516,14 @@
     <w:p>
       <w:pPr>
         <w:rPr>
-          <w:b/>
-          <w:bCs/>
-        </w:rPr>
-      </w:pPr>
-      <w:r>
-        <w:rPr>
+          <w:rFonts w:ascii="Helvetica Neue" w:hAnsi="Helvetica Neue" w:cs="Arial"/>
+          <w:b/>
+          <w:bCs/>
+        </w:rPr>
+      </w:pPr>
+      <w:r>
+        <w:rPr>
+          <w:rFonts w:ascii="Helvetica Neue" w:hAnsi="Helvetica Neue" w:cs="Arial"/>
           <w:b/>
           <w:bCs/>
         </w:rPr>
@@ -324,23 +533,41 @@
     <w:p>
       <w:pPr>
         <w:ind w:left="720"/>
-      </w:pPr>
-      <w:r>
+        <w:rPr>
+          <w:rFonts w:ascii="Helvetica Neue" w:hAnsi="Helvetica Neue" w:cs="Arial"/>
+        </w:rPr>
+      </w:pPr>
+      <w:r>
+        <w:rPr>
+          <w:rFonts w:ascii="Helvetica Neue" w:hAnsi="Helvetica Neue" w:cs="Arial"/>
+        </w:rPr>
         <w:t>• Maximum pressure.</w:t>
       </w:r>
       <w:r>
+        <w:rPr>
+          <w:rFonts w:ascii="Helvetica Neue" w:hAnsi="Helvetica Neue" w:cs="Arial"/>
+        </w:rPr>
         <w:br/>
         <w:t>• Every confidence decision carries major consequences.</w:t>
       </w:r>
       <w:r>
+        <w:rPr>
+          <w:rFonts w:ascii="Helvetica Neue" w:hAnsi="Helvetica Neue" w:cs="Arial"/>
+        </w:rPr>
         <w:br/>
         <w:t>• Host highlights the magnitude of the moment:</w:t>
       </w:r>
       <w:r>
+        <w:rPr>
+          <w:rFonts w:ascii="Helvetica Neue" w:hAnsi="Helvetica Neue" w:cs="Arial"/>
+        </w:rPr>
         <w:br/>
         <w:t>"That's a six-figure decision based entirely on how much you trust that answer."</w:t>
       </w:r>
       <w:r>
+        <w:rPr>
+          <w:rFonts w:ascii="Helvetica Neue" w:hAnsi="Helvetica Neue" w:cs="Arial"/>
+        </w:rPr>
         <w:br/>
         <w:t>• Contestant reaches the final question and must decide whether to fully commit or protect what they've built.</w:t>
       </w:r>
@@ -348,12 +575,14 @@
     <w:p>
       <w:pPr>
         <w:rPr>
-          <w:b/>
-          <w:bCs/>
-        </w:rPr>
-      </w:pPr>
-      <w:r>
-        <w:rPr>
+          <w:rFonts w:ascii="Helvetica Neue" w:hAnsi="Helvetica Neue" w:cs="Arial"/>
+          <w:b/>
+          <w:bCs/>
+        </w:rPr>
+      </w:pPr>
+      <w:r>
+        <w:rPr>
+          <w:rFonts w:ascii="Helvetica Neue" w:hAnsi="Helvetica Neue" w:cs="Arial"/>
           <w:b/>
           <w:bCs/>
         </w:rPr>
@@ -363,15 +592,27 @@
     <w:p>
       <w:pPr>
         <w:ind w:left="720"/>
-      </w:pPr>
-      <w:r>
+        <w:rPr>
+          <w:rFonts w:ascii="Helvetica Neue" w:hAnsi="Helvetica Neue" w:cs="Arial"/>
+        </w:rPr>
+      </w:pPr>
+      <w:r>
+        <w:rPr>
+          <w:rFonts w:ascii="Helvetica Neue" w:hAnsi="Helvetica Neue" w:cs="Arial"/>
+        </w:rPr>
         <w:t>• Immediate emotional reaction.</w:t>
       </w:r>
       <w:r>
+        <w:rPr>
+          <w:rFonts w:ascii="Helvetica Neue" w:hAnsi="Helvetica Neue" w:cs="Arial"/>
+        </w:rPr>
         <w:br/>
         <w:t>• Brief discussion of key decisions.</w:t>
       </w:r>
       <w:r>
+        <w:rPr>
+          <w:rFonts w:ascii="Helvetica Neue" w:hAnsi="Helvetica Neue" w:cs="Arial"/>
+        </w:rPr>
         <w:br/>
         <w:t>• Final score revealed and recorded.</w:t>
       </w:r>
@@ -379,12 +620,14 @@
     <w:p>
       <w:pPr>
         <w:rPr>
-          <w:b/>
-          <w:bCs/>
-        </w:rPr>
-      </w:pPr>
-      <w:r>
-        <w:rPr>
+          <w:rFonts w:ascii="Helvetica Neue" w:hAnsi="Helvetica Neue" w:cs="Arial"/>
+          <w:b/>
+          <w:bCs/>
+        </w:rPr>
+      </w:pPr>
+      <w:r>
+        <w:rPr>
+          <w:rFonts w:ascii="Helvetica Neue" w:hAnsi="Helvetica Neue" w:cs="Arial"/>
           <w:b/>
           <w:bCs/>
         </w:rPr>
@@ -392,19 +635,29 @@
       </w:r>
     </w:p>
     <w:p>
-      <w:r>
+      <w:pPr>
+        <w:rPr>
+          <w:rFonts w:ascii="Helvetica Neue" w:hAnsi="Helvetica Neue" w:cs="Arial"/>
+        </w:rPr>
+      </w:pPr>
+      <w:r>
+        <w:rPr>
+          <w:rFonts w:ascii="Helvetica Neue" w:hAnsi="Helvetica Neue" w:cs="Arial"/>
+        </w:rPr>
         <w:t>If Contestant 1 finishes with a modest total or a straightforward game, the segment may be slightly shorter to maintain overall episode momentum.</w:t>
       </w:r>
     </w:p>
     <w:p>
       <w:pPr>
         <w:rPr>
-          <w:b/>
-          <w:bCs/>
-        </w:rPr>
-      </w:pPr>
-      <w:r>
-        <w:rPr>
+          <w:rFonts w:ascii="Helvetica Neue" w:hAnsi="Helvetica Neue" w:cs="Arial"/>
+          <w:b/>
+          <w:bCs/>
+        </w:rPr>
+      </w:pPr>
+      <w:r>
+        <w:rPr>
+          <w:rFonts w:ascii="Helvetica Neue" w:hAnsi="Helvetica Neue" w:cs="Arial"/>
           <w:b/>
           <w:bCs/>
         </w:rPr>
@@ -414,12 +667,14 @@
     <w:p>
       <w:pPr>
         <w:rPr>
-          <w:b/>
-          <w:bCs/>
-        </w:rPr>
-      </w:pPr>
-      <w:r>
-        <w:rPr>
+          <w:rFonts w:ascii="Helvetica Neue" w:hAnsi="Helvetica Neue" w:cs="Arial"/>
+          <w:b/>
+          <w:bCs/>
+        </w:rPr>
+      </w:pPr>
+      <w:r>
+        <w:rPr>
+          <w:rFonts w:ascii="Helvetica Neue" w:hAnsi="Helvetica Neue" w:cs="Arial"/>
           <w:b/>
           <w:bCs/>
         </w:rPr>
@@ -427,27 +682,52 @@
       </w:r>
     </w:p>
     <w:p>
-      <w:r>
+      <w:pPr>
+        <w:rPr>
+          <w:rFonts w:ascii="Helvetica Neue" w:hAnsi="Helvetica Neue" w:cs="Arial"/>
+        </w:rPr>
+      </w:pPr>
+      <w:r>
+        <w:rPr>
+          <w:rFonts w:ascii="Helvetica Neue" w:hAnsi="Helvetica Neue" w:cs="Arial"/>
+        </w:rPr>
         <w:t>Host establishes a contrast with Contestant 1:</w:t>
       </w:r>
     </w:p>
     <w:p>
       <w:pPr>
         <w:ind w:left="720"/>
-      </w:pPr>
-      <w:r>
+        <w:rPr>
+          <w:rFonts w:ascii="Helvetica Neue" w:hAnsi="Helvetica Neue" w:cs="Arial"/>
+        </w:rPr>
+      </w:pPr>
+      <w:r>
+        <w:rPr>
+          <w:rFonts w:ascii="Helvetica Neue" w:hAnsi="Helvetica Neue" w:cs="Arial"/>
+        </w:rPr>
         <w:t>"Contestant 1 played cautiously. Will Contestant 2 take a different approach?"</w:t>
       </w:r>
     </w:p>
     <w:p>
       <w:pPr>
         <w:rPr>
-          <w:b/>
-          <w:bCs/>
-        </w:rPr>
-      </w:pPr>
-      <w:r>
-        <w:rPr>
+          <w:rFonts w:ascii="Helvetica Neue" w:hAnsi="Helvetica Neue" w:cs="Arial"/>
+          <w:b/>
+          <w:bCs/>
+        </w:rPr>
+      </w:pPr>
+    </w:p>
+    <w:p>
+      <w:pPr>
+        <w:rPr>
+          <w:rFonts w:ascii="Helvetica Neue" w:hAnsi="Helvetica Neue" w:cs="Arial"/>
+          <w:b/>
+          <w:bCs/>
+        </w:rPr>
+      </w:pPr>
+      <w:r>
+        <w:rPr>
+          <w:rFonts w:ascii="Helvetica Neue" w:hAnsi="Helvetica Neue" w:cs="Arial"/>
           <w:b/>
           <w:bCs/>
         </w:rPr>
@@ -455,12 +735,28 @@
       </w:r>
     </w:p>
     <w:p>
-      <w:r>
+      <w:pPr>
+        <w:rPr>
+          <w:rFonts w:ascii="Helvetica Neue" w:hAnsi="Helvetica Neue" w:cs="Arial"/>
+        </w:rPr>
+      </w:pPr>
+      <w:r>
+        <w:rPr>
+          <w:rFonts w:ascii="Helvetica Neue" w:hAnsi="Helvetica Neue" w:cs="Arial"/>
+        </w:rPr>
         <w:t>The contrast between contestant strategies becomes a central storytelling element of the episode.</w:t>
       </w:r>
     </w:p>
     <w:p>
-      <w:r>
+      <w:pPr>
+        <w:rPr>
+          <w:rFonts w:ascii="Helvetica Neue" w:hAnsi="Helvetica Neue" w:cs="Arial"/>
+        </w:rPr>
+      </w:pPr>
+      <w:r>
+        <w:rPr>
+          <w:rFonts w:ascii="Helvetica Neue" w:hAnsi="Helvetica Neue" w:cs="Arial"/>
+        </w:rPr>
         <w:lastRenderedPageBreak/>
         <w:t>Examples:</w:t>
       </w:r>
@@ -468,15 +764,27 @@
     <w:p>
       <w:pPr>
         <w:ind w:left="720"/>
-      </w:pPr>
-      <w:r>
+        <w:rPr>
+          <w:rFonts w:ascii="Helvetica Neue" w:hAnsi="Helvetica Neue" w:cs="Arial"/>
+        </w:rPr>
+      </w:pPr>
+      <w:r>
+        <w:rPr>
+          <w:rFonts w:ascii="Helvetica Neue" w:hAnsi="Helvetica Neue" w:cs="Arial"/>
+        </w:rPr>
         <w:t>• Contestant 1 played conservatively; Contestant 2 embraces bigger risks.</w:t>
       </w:r>
       <w:r>
+        <w:rPr>
+          <w:rFonts w:ascii="Helvetica Neue" w:hAnsi="Helvetica Neue" w:cs="Arial"/>
+        </w:rPr>
         <w:br/>
         <w:t>• Contestant 1 recovered from mistakes; Contestant 2 tries to avoid them altogether.</w:t>
       </w:r>
       <w:r>
+        <w:rPr>
+          <w:rFonts w:ascii="Helvetica Neue" w:hAnsi="Helvetica Neue" w:cs="Arial"/>
+        </w:rPr>
         <w:br/>
         <w:t>• Contestant 1 trusted their instincts; Contestant 2 relies on careful confidence management.</w:t>
       </w:r>
@@ -484,12 +792,14 @@
     <w:p>
       <w:pPr>
         <w:rPr>
-          <w:b/>
-          <w:bCs/>
-        </w:rPr>
-      </w:pPr>
-      <w:r>
-        <w:rPr>
+          <w:rFonts w:ascii="Helvetica Neue" w:hAnsi="Helvetica Neue" w:cs="Arial"/>
+          <w:b/>
+          <w:bCs/>
+        </w:rPr>
+      </w:pPr>
+      <w:r>
+        <w:rPr>
+          <w:rFonts w:ascii="Helvetica Neue" w:hAnsi="Helvetica Neue" w:cs="Arial"/>
           <w:b/>
           <w:bCs/>
         </w:rPr>
@@ -499,15 +809,27 @@
     <w:p>
       <w:pPr>
         <w:ind w:left="720"/>
-      </w:pPr>
-      <w:r>
+        <w:rPr>
+          <w:rFonts w:ascii="Helvetica Neue" w:hAnsi="Helvetica Neue" w:cs="Arial"/>
+        </w:rPr>
+      </w:pPr>
+      <w:r>
+        <w:rPr>
+          <w:rFonts w:ascii="Helvetica Neue" w:hAnsi="Helvetica Neue" w:cs="Arial"/>
+        </w:rPr>
         <w:t>• Stakes increase as viewers compare the two approaches.</w:t>
       </w:r>
       <w:r>
+        <w:rPr>
+          <w:rFonts w:ascii="Helvetica Neue" w:hAnsi="Helvetica Neue" w:cs="Arial"/>
+        </w:rPr>
         <w:br/>
         <w:t>• Host highlights the psychological differences between contestants.</w:t>
       </w:r>
       <w:r>
+        <w:rPr>
+          <w:rFonts w:ascii="Helvetica Neue" w:hAnsi="Helvetica Neue" w:cs="Arial"/>
+        </w:rPr>
         <w:br/>
         <w:t>• Major confidence decisions receive additional focus.</w:t>
       </w:r>
@@ -515,12 +837,14 @@
     <w:p>
       <w:pPr>
         <w:rPr>
-          <w:b/>
-          <w:bCs/>
-        </w:rPr>
-      </w:pPr>
-      <w:r>
-        <w:rPr>
+          <w:rFonts w:ascii="Helvetica Neue" w:hAnsi="Helvetica Neue" w:cs="Arial"/>
+          <w:b/>
+          <w:bCs/>
+        </w:rPr>
+      </w:pPr>
+      <w:r>
+        <w:rPr>
+          <w:rFonts w:ascii="Helvetica Neue" w:hAnsi="Helvetica Neue" w:cs="Arial"/>
           <w:b/>
           <w:bCs/>
         </w:rPr>
@@ -530,19 +854,34 @@
     <w:p>
       <w:pPr>
         <w:ind w:left="720"/>
-      </w:pPr>
-      <w:r>
+        <w:rPr>
+          <w:rFonts w:ascii="Helvetica Neue" w:hAnsi="Helvetica Neue" w:cs="Arial"/>
+        </w:rPr>
+      </w:pPr>
+      <w:r>
+        <w:rPr>
+          <w:rFonts w:ascii="Helvetica Neue" w:hAnsi="Helvetica Neue" w:cs="Arial"/>
+        </w:rPr>
         <w:t>• Unexpected successes.</w:t>
       </w:r>
       <w:r>
+        <w:rPr>
+          <w:rFonts w:ascii="Helvetica Neue" w:hAnsi="Helvetica Neue" w:cs="Arial"/>
+        </w:rPr>
         <w:br/>
         <w:t>• Costly mistakes.</w:t>
       </w:r>
       <w:r>
+        <w:rPr>
+          <w:rFonts w:ascii="Helvetica Neue" w:hAnsi="Helvetica Neue" w:cs="Arial"/>
+        </w:rPr>
         <w:br/>
         <w:t>• Strategic use of the Do Over Lifeline.</w:t>
       </w:r>
       <w:r>
+        <w:rPr>
+          <w:rFonts w:ascii="Helvetica Neue" w:hAnsi="Helvetica Neue" w:cs="Arial"/>
+        </w:rPr>
         <w:br/>
         <w:t>• High-pressure final-round decisions.</w:t>
       </w:r>
@@ -550,12 +889,14 @@
     <w:p>
       <w:pPr>
         <w:rPr>
-          <w:b/>
-          <w:bCs/>
-        </w:rPr>
-      </w:pPr>
-      <w:r>
-        <w:rPr>
+          <w:rFonts w:ascii="Helvetica Neue" w:hAnsi="Helvetica Neue" w:cs="Arial"/>
+          <w:b/>
+          <w:bCs/>
+        </w:rPr>
+      </w:pPr>
+      <w:r>
+        <w:rPr>
+          <w:rFonts w:ascii="Helvetica Neue" w:hAnsi="Helvetica Neue" w:cs="Arial"/>
           <w:b/>
           <w:bCs/>
         </w:rPr>
@@ -563,19 +904,29 @@
       </w:r>
     </w:p>
     <w:p>
-      <w:r>
+      <w:pPr>
+        <w:rPr>
+          <w:rFonts w:ascii="Helvetica Neue" w:hAnsi="Helvetica Neue" w:cs="Arial"/>
+        </w:rPr>
+      </w:pPr>
+      <w:r>
+        <w:rPr>
+          <w:rFonts w:ascii="Helvetica Neue" w:hAnsi="Helvetica Neue" w:cs="Arial"/>
+        </w:rPr>
         <w:t>The two-game structure allows producers to emphasize the most compelling moments from each contestant while maintaining strong pacing throughout the hour.</w:t>
       </w:r>
     </w:p>
     <w:p>
       <w:pPr>
         <w:rPr>
-          <w:b/>
-          <w:bCs/>
-        </w:rPr>
-      </w:pPr>
-      <w:r>
-        <w:rPr>
+          <w:rFonts w:ascii="Helvetica Neue" w:hAnsi="Helvetica Neue" w:cs="Arial"/>
+          <w:b/>
+          <w:bCs/>
+        </w:rPr>
+      </w:pPr>
+      <w:r>
+        <w:rPr>
+          <w:rFonts w:ascii="Helvetica Neue" w:hAnsi="Helvetica Neue" w:cs="Arial"/>
           <w:b/>
           <w:bCs/>
         </w:rPr>
@@ -585,12 +936,14 @@
     <w:p>
       <w:pPr>
         <w:rPr>
-          <w:b/>
-          <w:bCs/>
-        </w:rPr>
-      </w:pPr>
-      <w:r>
-        <w:rPr>
+          <w:rFonts w:ascii="Helvetica Neue" w:hAnsi="Helvetica Neue" w:cs="Arial"/>
+          <w:b/>
+          <w:bCs/>
+        </w:rPr>
+      </w:pPr>
+      <w:r>
+        <w:rPr>
+          <w:rFonts w:ascii="Helvetica Neue" w:hAnsi="Helvetica Neue" w:cs="Arial"/>
           <w:b/>
           <w:bCs/>
         </w:rPr>
@@ -600,23 +953,27 @@
     <w:p>
       <w:pPr>
         <w:ind w:left="720"/>
-      </w:pPr>
-      <w:r>
-        <w:t xml:space="preserve">• Host compares </w:t>
-      </w:r>
-      <w:proofErr w:type="gramStart"/>
-      <w:r>
-        <w:t>final results</w:t>
-      </w:r>
-      <w:proofErr w:type="gramEnd"/>
-      <w:r>
-        <w:t>.</w:t>
-      </w:r>
-      <w:r>
+        <w:rPr>
+          <w:rFonts w:ascii="Helvetica Neue" w:hAnsi="Helvetica Neue" w:cs="Arial"/>
+        </w:rPr>
+      </w:pPr>
+      <w:r>
+        <w:rPr>
+          <w:rFonts w:ascii="Helvetica Neue" w:hAnsi="Helvetica Neue" w:cs="Arial"/>
+        </w:rPr>
+        <w:t>• Host compares final results.</w:t>
+      </w:r>
+      <w:r>
+        <w:rPr>
+          <w:rFonts w:ascii="Helvetica Neue" w:hAnsi="Helvetica Neue" w:cs="Arial"/>
+        </w:rPr>
         <w:br/>
         <w:t>• Reviews major strategic differences.</w:t>
       </w:r>
       <w:r>
+        <w:rPr>
+          <w:rFonts w:ascii="Helvetica Neue" w:hAnsi="Helvetica Neue" w:cs="Arial"/>
+        </w:rPr>
         <w:br/>
         <w:t>• Highlights pivotal confidence decisions that shaped the outcomes.</w:t>
       </w:r>
@@ -624,12 +981,14 @@
     <w:p>
       <w:pPr>
         <w:rPr>
-          <w:b/>
-          <w:bCs/>
-        </w:rPr>
-      </w:pPr>
-      <w:r>
-        <w:rPr>
+          <w:rFonts w:ascii="Helvetica Neue" w:hAnsi="Helvetica Neue" w:cs="Arial"/>
+          <w:b/>
+          <w:bCs/>
+        </w:rPr>
+      </w:pPr>
+      <w:r>
+        <w:rPr>
+          <w:rFonts w:ascii="Helvetica Neue" w:hAnsi="Helvetica Neue" w:cs="Arial"/>
           <w:b/>
           <w:bCs/>
         </w:rPr>
@@ -639,15 +998,27 @@
     <w:p>
       <w:pPr>
         <w:ind w:left="720"/>
-      </w:pPr>
-      <w:r>
+        <w:rPr>
+          <w:rFonts w:ascii="Helvetica Neue" w:hAnsi="Helvetica Neue" w:cs="Arial"/>
+        </w:rPr>
+      </w:pPr>
+      <w:r>
+        <w:rPr>
+          <w:rFonts w:ascii="Helvetica Neue" w:hAnsi="Helvetica Neue" w:cs="Arial"/>
+        </w:rPr>
         <w:t>• Contestants share reactions and lessons learned.</w:t>
       </w:r>
       <w:r>
+        <w:rPr>
+          <w:rFonts w:ascii="Helvetica Neue" w:hAnsi="Helvetica Neue" w:cs="Arial"/>
+        </w:rPr>
         <w:br/>
         <w:t>• Discussion reinforces the show's central theme:</w:t>
       </w:r>
       <w:r>
+        <w:rPr>
+          <w:rFonts w:ascii="Helvetica Neue" w:hAnsi="Helvetica Neue" w:cs="Arial"/>
+        </w:rPr>
         <w:br/>
         <w:t>knowledge, confidence, and decision-making under pressure.</w:t>
       </w:r>
@@ -655,12 +1026,14 @@
     <w:p>
       <w:pPr>
         <w:rPr>
-          <w:b/>
-          <w:bCs/>
-        </w:rPr>
-      </w:pPr>
-      <w:r>
-        <w:rPr>
+          <w:rFonts w:ascii="Helvetica Neue" w:hAnsi="Helvetica Neue" w:cs="Arial"/>
+          <w:b/>
+          <w:bCs/>
+        </w:rPr>
+      </w:pPr>
+      <w:r>
+        <w:rPr>
+          <w:rFonts w:ascii="Helvetica Neue" w:hAnsi="Helvetica Neue" w:cs="Arial"/>
           <w:b/>
           <w:bCs/>
         </w:rPr>
@@ -668,79 +1041,122 @@
       </w:r>
     </w:p>
     <w:p>
-      <w:r>
+      <w:pPr>
+        <w:rPr>
+          <w:rFonts w:ascii="Helvetica Neue" w:hAnsi="Helvetica Neue" w:cs="Arial"/>
+        </w:rPr>
+      </w:pPr>
+      <w:r>
+        <w:rPr>
+          <w:rFonts w:ascii="Helvetica Neue" w:hAnsi="Helvetica Neue" w:cs="Arial"/>
+        </w:rPr>
         <w:t>Preview of the next episode featuring dramatic moments from upcoming contestants.</w:t>
       </w:r>
     </w:p>
-    <w:p/>
-    <w:p>
-      <w:r>
+    <w:p>
+      <w:pPr>
+        <w:rPr>
+          <w:rFonts w:ascii="Helvetica Neue" w:hAnsi="Helvetica Neue" w:cs="Arial"/>
+        </w:rPr>
+      </w:pPr>
+      <w:r>
+        <w:rPr>
+          <w:rFonts w:ascii="Helvetica Neue" w:hAnsi="Helvetica Neue" w:cs="Arial"/>
+        </w:rPr>
+        <w:t>Example:</w:t>
+      </w:r>
+    </w:p>
+    <w:p>
+      <w:pPr>
+        <w:ind w:left="720"/>
+        <w:rPr>
+          <w:rFonts w:ascii="Helvetica Neue" w:hAnsi="Helvetica Neue" w:cs="Arial"/>
+        </w:rPr>
+      </w:pPr>
+      <w:r>
+        <w:rPr>
+          <w:rFonts w:ascii="Helvetica Neue" w:hAnsi="Helvetica Neue" w:cs="Arial"/>
+        </w:rPr>
+        <w:t>"This player risks everything on a single answer. Did confidence pay off—or cost them everything?"</w:t>
+      </w:r>
+    </w:p>
+    <w:p>
+      <w:pPr>
+        <w:rPr>
+          <w:rFonts w:ascii="Helvetica Neue" w:hAnsi="Helvetica Neue" w:cs="Arial"/>
+          <w:b/>
+          <w:bCs/>
+        </w:rPr>
+      </w:pPr>
+      <w:r>
+        <w:rPr>
+          <w:rFonts w:ascii="Helvetica Neue" w:hAnsi="Helvetica Neue" w:cs="Arial"/>
+          <w:b/>
+          <w:bCs/>
+        </w:rPr>
         <w:lastRenderedPageBreak/>
-        <w:t>Example:</w:t>
-      </w:r>
-    </w:p>
-    <w:p>
-      <w:pPr>
-        <w:ind w:left="720"/>
-      </w:pPr>
-      <w:r>
-        <w:t>"This player risks everything on a single answer. Did confidence pay off—or cost them everything?"</w:t>
-      </w:r>
-    </w:p>
-    <w:p>
-      <w:pPr>
-        <w:rPr>
-          <w:b/>
-          <w:bCs/>
-        </w:rPr>
-      </w:pPr>
-      <w:r>
-        <w:rPr>
-          <w:b/>
-          <w:bCs/>
-        </w:rPr>
         <w:t>Host Sign-Off</w:t>
       </w:r>
     </w:p>
     <w:p>
-      <w:r>
-        <w:t xml:space="preserve">"How much would you have </w:t>
-      </w:r>
-      <w:proofErr w:type="gramStart"/>
-      <w:r>
-        <w:t>risked on</w:t>
-      </w:r>
-      <w:proofErr w:type="gramEnd"/>
-      <w:r>
-        <w:t xml:space="preserve"> being right? Join us next time for another episode of RISK vs. REWARD."</w:t>
-      </w:r>
-    </w:p>
-    <w:p>
-      <w:pPr>
-        <w:rPr>
-          <w:b/>
-          <w:bCs/>
-        </w:rPr>
-      </w:pPr>
-    </w:p>
-    <w:p>
-      <w:r>
-        <w:rPr>
+      <w:pPr>
+        <w:rPr>
+          <w:rFonts w:ascii="Helvetica Neue" w:hAnsi="Helvetica Neue" w:cs="Arial"/>
+        </w:rPr>
+      </w:pPr>
+      <w:r>
+        <w:rPr>
+          <w:rFonts w:ascii="Helvetica Neue" w:hAnsi="Helvetica Neue" w:cs="Arial"/>
+        </w:rPr>
+        <w:t>"How much would you have risked on being right? Join us next time for another episode of RISK vs. REWARD."</w:t>
+      </w:r>
+    </w:p>
+    <w:p>
+      <w:pPr>
+        <w:rPr>
+          <w:rFonts w:ascii="Helvetica Neue" w:hAnsi="Helvetica Neue" w:cs="Arial"/>
+          <w:b/>
+          <w:bCs/>
+        </w:rPr>
+      </w:pPr>
+    </w:p>
+    <w:p>
+      <w:pPr>
+        <w:rPr>
+          <w:rFonts w:ascii="Helvetica Neue" w:hAnsi="Helvetica Neue" w:cs="Arial"/>
+        </w:rPr>
+      </w:pPr>
+      <w:r>
+        <w:rPr>
+          <w:rFonts w:ascii="Helvetica Neue" w:hAnsi="Helvetica Neue" w:cs="Arial"/>
           <w:b/>
           <w:bCs/>
         </w:rPr>
         <w:t>Created by:</w:t>
       </w:r>
       <w:r>
-        <w:br/>
-      </w:r>
-      <w:r>
-        <w:t>Eddie Lawhorn</w:t>
-      </w:r>
-      <w:r>
+        <w:rPr>
+          <w:rFonts w:ascii="Helvetica Neue" w:hAnsi="Helvetica Neue" w:cs="Arial"/>
+        </w:rPr>
+        <w:br/>
+        <w:t>Eddie Lawh</w:t>
+      </w:r>
+      <w:r>
+        <w:rPr>
+          <w:rFonts w:ascii="Helvetica Neue" w:hAnsi="Helvetica Neue" w:cs="Arial"/>
+        </w:rPr>
+        <w:t>orn</w:t>
+      </w:r>
+      <w:r>
+        <w:rPr>
+          <w:rFonts w:ascii="Helvetica Neue" w:hAnsi="Helvetica Neue" w:cs="Arial"/>
+        </w:rPr>
         <w:tab/>
       </w:r>
       <w:r>
+        <w:rPr>
+          <w:rFonts w:ascii="Helvetica Neue" w:hAnsi="Helvetica Neue" w:cs="Arial"/>
+        </w:rPr>
         <w:tab/>
         <w:t xml:space="preserve">email: </w:t>
       </w:r>
@@ -748,31 +1164,89 @@
         <w:r>
           <w:rPr>
             <w:rStyle w:val="Hyperlink"/>
+            <w:rFonts w:ascii="Helvetica Neue" w:hAnsi="Helvetica Neue" w:cs="Arial"/>
           </w:rPr>
-          <w:t>eddie.lawhorn.author@gmail.com</w:t>
+          <w:t>eddielawhorn@bellsouth.net</w:t>
         </w:r>
       </w:hyperlink>
       <w:r>
+        <w:rPr>
+          <w:rFonts w:ascii="Helvetica Neue" w:hAnsi="Helvetica Neue" w:cs="Arial"/>
+        </w:rPr>
         <w:t xml:space="preserve"> </w:t>
       </w:r>
       <w:r>
-        <w:br/>
-      </w:r>
-      <w:r>
-        <w:t>256-975-2238</w:t>
-      </w:r>
-      <w:r>
+        <w:rPr>
+          <w:rFonts w:ascii="Helvetica Neue" w:hAnsi="Helvetica Neue" w:cs="Arial"/>
+        </w:rPr>
+        <w:br/>
+      </w:r>
+      <w:r>
+        <w:rPr>
+          <w:rFonts w:ascii="Helvetica Neue" w:hAnsi="Helvetica Neue" w:cs="Arial"/>
+        </w:rPr>
+        <w:t>(</w:t>
+      </w:r>
+      <w:r>
+        <w:rPr>
+          <w:rFonts w:ascii="Helvetica Neue" w:hAnsi="Helvetica Neue" w:cs="Arial"/>
+        </w:rPr>
+        <w:t>256</w:t>
+      </w:r>
+      <w:r>
+        <w:rPr>
+          <w:rFonts w:ascii="Helvetica Neue" w:hAnsi="Helvetica Neue" w:cs="Arial"/>
+        </w:rPr>
+        <w:t xml:space="preserve">) </w:t>
+      </w:r>
+      <w:r>
+        <w:rPr>
+          <w:rFonts w:ascii="Helvetica Neue" w:hAnsi="Helvetica Neue" w:cs="Arial"/>
+        </w:rPr>
+        <w:t>975-2238</w:t>
+      </w:r>
+      <w:r>
+        <w:rPr>
+          <w:rFonts w:ascii="Helvetica Neue" w:hAnsi="Helvetica Neue" w:cs="Arial"/>
+        </w:rPr>
         <w:tab/>
       </w:r>
       <w:r>
+        <w:rPr>
+          <w:rFonts w:ascii="Helvetica Neue" w:hAnsi="Helvetica Neue" w:cs="Arial"/>
+        </w:rPr>
         <w:tab/>
         <w:t xml:space="preserve">website: </w:t>
       </w:r>
-      <w:r>
-        <w:t>eddielawhorn.com</w:t>
-      </w:r>
-    </w:p>
-    <w:p/>
+      <w:hyperlink r:id="rId5" w:history="1">
+        <w:r>
+          <w:rPr>
+            <w:rStyle w:val="Hyperlink"/>
+            <w:rFonts w:ascii="Helvetica Neue" w:hAnsi="Helvetica Neue" w:cs="Arial"/>
+          </w:rPr>
+          <w:t>https://eddielawhorn.com</w:t>
+        </w:r>
+      </w:hyperlink>
+      <w:r>
+        <w:rPr>
+          <w:rFonts w:ascii="Helvetica Neue" w:hAnsi="Helvetica Neue" w:cs="Arial"/>
+        </w:rPr>
+        <w:t xml:space="preserve"> </w:t>
+      </w:r>
+      <w:r>
+        <w:rPr>
+          <w:rFonts w:ascii="Helvetica Neue" w:hAnsi="Helvetica Neue" w:cs="Arial"/>
+        </w:rPr>
+        <w:t xml:space="preserve"> </w:t>
+      </w:r>
+    </w:p>
+    <w:p>
+      <w:pPr>
+        <w:rPr>
+          <w:rFonts w:ascii="Helvetica Neue" w:hAnsi="Helvetica Neue" w:cs="Arial"/>
+        </w:rPr>
+      </w:pPr>
+    </w:p>
     <w:sectPr>
       <w:pgSz w:w="12240" w:h="15840"/>
       <w:pgMar w:top="1440" w:right="1440" w:bottom="1440" w:left="1440" w:header="720" w:footer="720" w:gutter="0"/>
@@ -1386,6 +1860,7 @@
   <w:style w:type="character" w:default="1" w:styleId="DefaultParagraphFont">
     <w:name w:val="Default Paragraph Font"/>
     <w:uiPriority w:val="1"/>
+    <w:semiHidden/>
     <w:unhideWhenUsed/>
   </w:style>
   <w:style w:type="table" w:default="1" w:styleId="TableNormal">
